--- a/Apps-local/Kotonoha-beta5/Kotonoha-beta5-マニュアル_Rev4.00.docx
+++ b/Apps-local/Kotonoha-beta5/Kotonoha-beta5-マニュアル_Rev4.00.docx
@@ -12715,6 +12715,123 @@
         <w:rPr>
           <w:rStyle w:val="FunctionTok"/>
         </w:rPr>
+        <w:t xml:space="preserve">,</w:t>
+      </w:r>
+      <w:r>
+        <w:br/>
+      </w:r>
+      <w:r>
+        <w:rPr>
+          <w:rStyle w:val="NormalTok"/>
+        </w:rPr>
+        <w:t xml:space="preserve">                 </w:t>
+      </w:r>
+      <w:r>
+        <w:rPr>
+          <w:rStyle w:val="DataTypeTok"/>
+        </w:rPr>
+        <w:t xml:space="preserve">"tm_candidates"</w:t>
+      </w:r>
+      <w:r>
+        <w:rPr>
+          <w:rStyle w:val="FunctionTok"/>
+        </w:rPr>
+        <w:t xml:space="preserve">:</w:t>
+      </w:r>
+      <w:r>
+        <w:rPr>
+          <w:rStyle w:val="OtherTok"/>
+        </w:rPr>
+        <w:t xml:space="preserve">[</w:t>
+      </w:r>
+      <w:r>
+        <w:rPr>
+          <w:rStyle w:val="FunctionTok"/>
+        </w:rPr>
+        <w:t xml:space="preserve">{</w:t>
+      </w:r>
+      <w:r>
+        <w:rPr>
+          <w:rStyle w:val="DataTypeTok"/>
+        </w:rPr>
+        <w:t xml:space="preserve">"en"</w:t>
+      </w:r>
+      <w:r>
+        <w:rPr>
+          <w:rStyle w:val="FunctionTok"/>
+        </w:rPr>
+        <w:t xml:space="preserve">:</w:t>
+      </w:r>
+      <w:r>
+        <w:rPr>
+          <w:rStyle w:val="StringTok"/>
+        </w:rPr>
+        <w:t xml:space="preserve">"this article covers…"</w:t>
+      </w:r>
+      <w:r>
+        <w:rPr>
+          <w:rStyle w:val="FunctionTok"/>
+        </w:rPr>
+        <w:t xml:space="preserve">,</w:t>
+      </w:r>
+      <w:r>
+        <w:rPr>
+          <w:rStyle w:val="DataTypeTok"/>
+        </w:rPr>
+        <w:t xml:space="preserve">"ja"</w:t>
+      </w:r>
+      <w:r>
+        <w:rPr>
+          <w:rStyle w:val="FunctionTok"/>
+        </w:rPr>
+        <w:t xml:space="preserve">:</w:t>
+      </w:r>
+      <w:r>
+        <w:rPr>
+          <w:rStyle w:val="StringTok"/>
+        </w:rPr>
+        <w:t xml:space="preserve">"この記事では…"</w:t>
+      </w:r>
+      <w:r>
+        <w:rPr>
+          <w:rStyle w:val="FunctionTok"/>
+        </w:rPr>
+        <w:t xml:space="preserve">,</w:t>
+      </w:r>
+      <w:r>
+        <w:rPr>
+          <w:rStyle w:val="DataTypeTok"/>
+        </w:rPr>
+        <w:t xml:space="preserve">"pct"</w:t>
+      </w:r>
+      <w:r>
+        <w:rPr>
+          <w:rStyle w:val="FunctionTok"/>
+        </w:rPr>
+        <w:t xml:space="preserve">:</w:t>
+      </w:r>
+      <w:r>
+        <w:rPr>
+          <w:rStyle w:val="StringTok"/>
+        </w:rPr>
+        <w:t xml:space="preserve">"47.1"</w:t>
+      </w:r>
+      <w:r>
+        <w:rPr>
+          <w:rStyle w:val="FunctionTok"/>
+        </w:rPr>
+        <w:t xml:space="preserve">}</w:t>
+      </w:r>
+      <w:r>
+        <w:rPr>
+          <w:rStyle w:val="OtherTok"/>
+        </w:rPr>
+        <w:t xml:space="preserve">]</w:t>
+      </w:r>
+      <w:r>
+        <w:rPr>
+          <w:rStyle w:val="FunctionTok"/>
+        </w:rPr>
         <w:t xml:space="preserve">}</w:t>
       </w:r>
       <w:r>
@@ -12830,6 +12947,144 @@
           <w:lang w:val="ja-JP"/>
         </w:rPr>
         <w:t xml:space="preserve">どの記事の何行目か。</w:t>
+      </w:r>
+    </w:p>
+    <w:p>
+      <w:pPr>
+        <w:pStyle w:val="Compact"/>
+        <w:numPr>
+          <w:ilvl w:val="0"/>
+          <w:numId w:val="1010"/>
+        </w:numPr>
+      </w:pPr>
+      <w:r>
+        <w:rPr>
+          <w:rStyle w:val="VerbatimChar"/>
+          <w:lang w:val="ja-JP"/>
+        </w:rPr>
+        <w:t xml:space="preserve">glossary</w:t>
+      </w:r>
+      <w:r>
+        <w:rPr>
+          <w:lang w:val="ja-JP"/>
+        </w:rPr>
+        <w:t xml:space="preserve"> </w:t>
+      </w:r>
+      <w:r>
+        <w:rPr>
+          <w:lang w:val="ja-JP"/>
+        </w:rPr>
+        <w:t xml:space="preserve">… </w:t>
+      </w:r>
+      <w:r>
+        <w:rPr>
+          <w:rFonts w:hint="eastAsia"/>
+          <w:lang w:val="ja-JP"/>
+        </w:rPr>
+        <w:t xml:space="preserve">指定</w:t>
+      </w:r>
+      <w:r>
+        <w:rPr>
+          <w:lang w:val="ja-JP"/>
+        </w:rPr>
+        <w:t xml:space="preserve"> </w:t>
+      </w:r>
+      <w:r>
+        <w:rPr>
+          <w:rFonts w:hint="eastAsia"/>
+          <w:lang w:val="ja-JP"/>
+        </w:rPr>
+        <w:t xml:space="preserve">TM（Product</w:t>
+      </w:r>
+      <w:r>
+        <w:rPr>
+          <w:lang w:val="ja-JP"/>
+        </w:rPr>
+        <w:t xml:space="preserve"> </w:t>
+      </w:r>
+      <w:r>
+        <w:rPr>
+          <w:rFonts w:hint="eastAsia"/>
+          <w:lang w:val="ja-JP"/>
+        </w:rPr>
+        <w:t xml:space="preserve">TM）由来の用語ヒント。</w:t>
+      </w:r>
+      <w:r>
+        <w:rPr>
+          <w:rStyle w:val="VerbatimChar"/>
+          <w:lang w:val="ja-JP"/>
+        </w:rPr>
+        <w:t xml:space="preserve">tm_candidates</w:t>
+      </w:r>
+      <w:r>
+        <w:rPr>
+          <w:lang w:val="ja-JP"/>
+        </w:rPr>
+        <w:t xml:space="preserve"> </w:t>
+      </w:r>
+      <w:r>
+        <w:rPr>
+          <w:lang w:val="ja-JP"/>
+        </w:rPr>
+        <w:t xml:space="preserve">…</w:t>
+      </w:r>
+      <w:r>
+        <w:rPr>
+          <w:lang w:val="ja-JP"/>
+        </w:rPr>
+        <w:t xml:space="preserve"> </w:t>
+      </w:r>
+      <w:r>
+        <w:rPr>
+          <w:rFonts w:hint="eastAsia"/>
+          <w:b/>
+          <w:bCs/>
+          <w:lang w:val="ja-JP"/>
+        </w:rPr>
+        <w:t xml:space="preserve">指定</w:t>
+      </w:r>
+      <w:r>
+        <w:rPr>
+          <w:b/>
+          <w:bCs/>
+          <w:lang w:val="ja-JP"/>
+        </w:rPr>
+        <w:t xml:space="preserve"> </w:t>
+      </w:r>
+      <w:r>
+        <w:rPr>
+          <w:rFonts w:hint="eastAsia"/>
+          <w:b/>
+          <w:bCs/>
+          <w:lang w:val="ja-JP"/>
+        </w:rPr>
+        <w:t xml:space="preserve">TM（メイン/サブ/Product）の該当既訳（最も近い候補・類似度順に上位5件）</w:t>
+      </w:r>
+      <w:r>
+        <w:rPr>
+          <w:lang w:val="ja-JP"/>
+        </w:rPr>
+        <w:t xml:space="preserve">。MT </w:t>
+      </w:r>
+      <w:r>
+        <w:rPr>
+          <w:rFonts w:hint="eastAsia"/>
+          <w:lang w:val="ja-JP"/>
+        </w:rPr>
+        <w:t xml:space="preserve">作成時に外部AIがこれらを参照し、TM</w:t>
+      </w:r>
+      <w:r>
+        <w:rPr>
+          <w:lang w:val="ja-JP"/>
+        </w:rPr>
+        <w:t xml:space="preserve"> </w:t>
+      </w:r>
+      <w:r>
+        <w:rPr>
+          <w:rFonts w:hint="eastAsia"/>
+          <w:lang w:val="ja-JP"/>
+        </w:rPr>
+        <w:t xml:space="preserve">に沿った訳にする（全プロジェクト共通）。</w:t>
       </w:r>
     </w:p>
     <w:p>
@@ -17339,7 +17594,7 @@
       </w:r>
     </w:p>
     <w:bookmarkEnd w:id="85"/>
-    <w:bookmarkStart w:id="86" w:name="X96977170ec1b254d6f79c1f1d0339788c1bc3e1"/>
+    <w:bookmarkStart w:id="86" w:name="X2dccd25df12e600508ad6c12da1ff9bb2e66d53"/>
     <w:p>
       <w:pPr>
         <w:pStyle w:val="Heading3"/>
@@ -17355,7 +17610,33 @@
           <w:rFonts w:hint="eastAsia"/>
           <w:lang w:val="ja-JP"/>
         </w:rPr>
-        <w:t xml:space="preserve">の任意化（反映先の制御）</w:t>
+        <w:t xml:space="preserve">の任意化（反映先の制御）／MT</w:t>
+      </w:r>
+      <w:r>
+        <w:rPr>
+          <w:lang w:val="ja-JP"/>
+        </w:rPr>
+        <w:t xml:space="preserve"> </w:t>
+      </w:r>
+      <w:r>
+        <w:rPr>
+          <w:rFonts w:hint="eastAsia"/>
+          <w:lang w:val="ja-JP"/>
+        </w:rPr>
+        <w:t xml:space="preserve">は指定</w:t>
+      </w:r>
+      <w:r>
+        <w:rPr>
+          <w:lang w:val="ja-JP"/>
+        </w:rPr>
+        <w:t xml:space="preserve"> TM </w:t>
+      </w:r>
+      <w:r>
+        <w:rPr>
+          <w:rFonts w:hint="eastAsia"/>
+          <w:lang w:val="ja-JP"/>
+        </w:rPr>
+        <w:t xml:space="preserve">を参照</w:t>
       </w:r>
     </w:p>
     <w:p>
@@ -17495,6 +17776,183 @@
           <w:lang w:val="ja-JP"/>
         </w:rPr>
         <w:t xml:space="preserve">です。</w:t>
+      </w:r>
+    </w:p>
+    <w:p>
+      <w:pPr>
+        <w:pStyle w:val="Compact"/>
+        <w:numPr>
+          <w:ilvl w:val="0"/>
+          <w:numId w:val="1020"/>
+        </w:numPr>
+      </w:pPr>
+      <w:r>
+        <w:rPr>
+          <w:b/>
+          <w:bCs/>
+          <w:lang w:val="ja-JP"/>
+        </w:rPr>
+        <w:t xml:space="preserve">MT </w:t>
+      </w:r>
+      <w:r>
+        <w:rPr>
+          <w:rFonts w:hint="eastAsia"/>
+          <w:b/>
+          <w:bCs/>
+          <w:lang w:val="ja-JP"/>
+        </w:rPr>
+        <w:t xml:space="preserve">は指定</w:t>
+      </w:r>
+      <w:r>
+        <w:rPr>
+          <w:b/>
+          <w:bCs/>
+          <w:lang w:val="ja-JP"/>
+        </w:rPr>
+        <w:t xml:space="preserve"> TM </w:t>
+      </w:r>
+      <w:r>
+        <w:rPr>
+          <w:rFonts w:hint="eastAsia"/>
+          <w:b/>
+          <w:bCs/>
+          <w:lang w:val="ja-JP"/>
+        </w:rPr>
+        <w:t xml:space="preserve">を必ず参照</w:t>
+      </w:r>
+      <w:r>
+        <w:rPr>
+          <w:rFonts w:hint="eastAsia"/>
+          <w:lang w:val="ja-JP"/>
+        </w:rPr>
+        <w:t xml:space="preserve">：</w:t>
+      </w:r>
+      <w:r>
+        <w:rPr>
+          <w:rStyle w:val="VerbatimChar"/>
+          <w:lang w:val="ja-JP"/>
+        </w:rPr>
+        <w:t xml:space="preserve">mt-todo</w:t>
+      </w:r>
+      <w:r>
+        <w:rPr>
+          <w:lang w:val="ja-JP"/>
+        </w:rPr>
+        <w:t xml:space="preserve"> </w:t>
+      </w:r>
+      <w:r>
+        <w:rPr>
+          <w:rFonts w:hint="eastAsia"/>
+          <w:lang w:val="ja-JP"/>
+        </w:rPr>
+        <w:t xml:space="preserve">の各セグメントに、用語ヒント（</w:t>
+      </w:r>
+      <w:r>
+        <w:rPr>
+          <w:rStyle w:val="VerbatimChar"/>
+          <w:lang w:val="ja-JP"/>
+        </w:rPr>
+        <w:t xml:space="preserve">glossary</w:t>
+      </w:r>
+      <w:r>
+        <w:rPr>
+          <w:rFonts w:hint="eastAsia"/>
+          <w:lang w:val="ja-JP"/>
+        </w:rPr>
+        <w:t xml:space="preserve">＝Product</w:t>
+      </w:r>
+      <w:r>
+        <w:rPr>
+          <w:lang w:val="ja-JP"/>
+        </w:rPr>
+        <w:t xml:space="preserve"> TM </w:t>
+      </w:r>
+      <w:r>
+        <w:rPr>
+          <w:rFonts w:hint="eastAsia"/>
+          <w:lang w:val="ja-JP"/>
+        </w:rPr>
+        <w:t xml:space="preserve">由来）に加えて</w:t>
+      </w:r>
+      <w:r>
+        <w:rPr>
+          <w:lang w:val="ja-JP"/>
+        </w:rPr>
+        <w:t xml:space="preserve"> </w:t>
+      </w:r>
+      <w:r>
+        <w:rPr>
+          <w:rStyle w:val="VerbatimChar"/>
+          <w:b/>
+          <w:bCs/>
+          <w:lang w:val="ja-JP"/>
+        </w:rPr>
+        <w:t xml:space="preserve">tm_candidates</w:t>
+      </w:r>
+      <w:r>
+        <w:rPr>
+          <w:rFonts w:hint="eastAsia"/>
+          <w:b/>
+          <w:bCs/>
+          <w:lang w:val="ja-JP"/>
+        </w:rPr>
+        <w:t xml:space="preserve">（指定</w:t>
+      </w:r>
+      <w:r>
+        <w:rPr>
+          <w:b/>
+          <w:bCs/>
+          <w:lang w:val="ja-JP"/>
+        </w:rPr>
+        <w:t xml:space="preserve"> TM </w:t>
+      </w:r>
+      <w:r>
+        <w:rPr>
+          <w:rFonts w:hint="eastAsia"/>
+          <w:b/>
+          <w:bCs/>
+          <w:lang w:val="ja-JP"/>
+        </w:rPr>
+        <w:t xml:space="preserve">の該当既訳＝最も近い候補・類似度順に上位5件）</w:t>
+      </w:r>
+      <w:r>
+        <w:rPr>
+          <w:lang w:val="ja-JP"/>
+        </w:rPr>
+        <w:t xml:space="preserve"> </w:t>
+      </w:r>
+      <w:r>
+        <w:rPr>
+          <w:rFonts w:hint="eastAsia"/>
+          <w:lang w:val="ja-JP"/>
+        </w:rPr>
+        <w:t xml:space="preserve">を同梱します（全プロジェクト共通）。外部AIはこれらを参照して</w:t>
+      </w:r>
+      <w:r>
+        <w:rPr>
+          <w:lang w:val="ja-JP"/>
+        </w:rPr>
+        <w:t xml:space="preserve"> TM </w:t>
+      </w:r>
+      <w:r>
+        <w:rPr>
+          <w:rFonts w:hint="eastAsia"/>
+          <w:lang w:val="ja-JP"/>
+        </w:rPr>
+        <w:t xml:space="preserve">に沿った訳を作成します。≤74%</w:t>
+      </w:r>
+      <w:r>
+        <w:rPr>
+          <w:lang w:val="ja-JP"/>
+        </w:rPr>
+        <w:t xml:space="preserve"> </w:t>
+      </w:r>
+      <w:r>
+        <w:rPr>
+          <w:rFonts w:hint="eastAsia"/>
+          <w:lang w:val="ja-JP"/>
+        </w:rPr>
+        <w:t xml:space="preserve">は完全一致が無い区分のため「該当既訳」は最も近い候補の利用です。</w:t>
       </w:r>
     </w:p>
     <w:p>
